--- a/report/Olympic_Medal_Report.docx
+++ b/report/Olympic_Medal_Report.docx
@@ -1,6 +1,6 @@
 
 <file path=word/document.xml><?xml version="1.0" encoding="utf-8"?>
-<w:document xmlns:wpc="http://schemas.microsoft.com/office/word/2010/wordprocessingCanvas" xmlns:cx="http://schemas.microsoft.com/office/drawing/2014/chartex" xmlns:mc="http://schemas.openxmlformats.org/markup-compatibility/2006" xmlns:o="urn:schemas-microsoft-com:office:office" xmlns:r="http://schemas.openxmlformats.org/officeDocument/2006/relationships" xmlns:m="http://schemas.openxmlformats.org/officeDocument/2006/math" xmlns:v="urn:schemas-microsoft-com:vml" xmlns:wp14="http://schemas.microsoft.com/office/word/2010/wordprocessingDrawing" xmlns:wp="http://schemas.openxmlformats.org/drawingml/2006/wordprocessingDrawing" xmlns:w10="urn:schemas-microsoft-com:office:word" xmlns:w="http://schemas.openxmlformats.org/wordprocessingml/2006/main" xmlns:w14="http://schemas.microsoft.com/office/word/2010/wordml" xmlns:w15="http://schemas.microsoft.com/office/word/2012/wordml" xmlns:w16se="http://schemas.microsoft.com/office/word/2015/wordml/symex" xmlns:wpg="http://schemas.microsoft.com/office/word/2010/wordprocessingGroup" xmlns:wpi="http://schemas.microsoft.com/office/word/2010/wordprocessingInk" xmlns:wne="http://schemas.microsoft.com/office/word/2006/wordml" xmlns:wps="http://schemas.microsoft.com/office/word/2010/wordprocessingShape" mc:Ignorable="w14 w15 w16se wp14">
+<w:document xmlns:wpc="http://schemas.microsoft.com/office/word/2010/wordprocessingCanvas" xmlns:cx="http://schemas.microsoft.com/office/drawing/2014/chartex" xmlns:cx1="http://schemas.microsoft.com/office/drawing/2015/9/8/chartex" xmlns:cx2="http://schemas.microsoft.com/office/drawing/2015/10/21/chartex" xmlns:cx3="http://schemas.microsoft.com/office/drawing/2016/5/9/chartex" xmlns:cx4="http://schemas.microsoft.com/office/drawing/2016/5/10/chartex" xmlns:cx5="http://schemas.microsoft.com/office/drawing/2016/5/11/chartex" xmlns:cx6="http://schemas.microsoft.com/office/drawing/2016/5/12/chartex" xmlns:cx7="http://schemas.microsoft.com/office/drawing/2016/5/13/chartex" xmlns:cx8="http://schemas.microsoft.com/office/drawing/2016/5/14/chartex" xmlns:mc="http://schemas.openxmlformats.org/markup-compatibility/2006" xmlns:aink="http://schemas.microsoft.com/office/drawing/2016/ink" xmlns:am3d="http://schemas.microsoft.com/office/drawing/2017/model3d" xmlns:o="urn:schemas-microsoft-com:office:office" xmlns:oel="http://schemas.microsoft.com/office/2019/extlst" xmlns:r="http://schemas.openxmlformats.org/officeDocument/2006/relationships" xmlns:m="http://schemas.openxmlformats.org/officeDocument/2006/math" xmlns:v="urn:schemas-microsoft-com:vml" xmlns:wp14="http://schemas.microsoft.com/office/word/2010/wordprocessingDrawing" xmlns:wp="http://schemas.openxmlformats.org/drawingml/2006/wordprocessingDrawing" xmlns:w10="urn:schemas-microsoft-com:office:word" xmlns:w="http://schemas.openxmlformats.org/wordprocessingml/2006/main" xmlns:w14="http://schemas.microsoft.com/office/word/2010/wordml" xmlns:w15="http://schemas.microsoft.com/office/word/2012/wordml" xmlns:w16cex="http://schemas.microsoft.com/office/word/2018/wordml/cex" xmlns:w16cid="http://schemas.microsoft.com/office/word/2016/wordml/cid" xmlns:w16="http://schemas.microsoft.com/office/word/2018/wordml" xmlns:w16du="http://schemas.microsoft.com/office/word/2023/wordml/word16du" xmlns:w16sdtdh="http://schemas.microsoft.com/office/word/2020/wordml/sdtdatahash" xmlns:w16sdtfl="http://schemas.microsoft.com/office/word/2024/wordml/sdtformatlock" xmlns:w16se="http://schemas.microsoft.com/office/word/2015/wordml/symex" xmlns:wpg="http://schemas.microsoft.com/office/word/2010/wordprocessingGroup" xmlns:wpi="http://schemas.microsoft.com/office/word/2010/wordprocessingInk" xmlns:wne="http://schemas.microsoft.com/office/word/2006/wordml" xmlns:wps="http://schemas.microsoft.com/office/word/2010/wordprocessingShape" mc:Ignorable="w14 w15 w16se w16cid w16 w16cex w16sdtdh w16sdtfl w16du wp14">
   <w:body>
     <w:p>
       <w:pPr>
@@ -2151,25 +2151,7 @@
           <w:sz w:val="24"/>
           <w:szCs w:val="24"/>
         </w:rPr>
-        <w:t xml:space="preserve">The Olympic Games provide one of the most comprehensive records of international sporting competition. This project analyses historical Olympic athlete data from 1896 to 2016 to identify long-term trends in participation, medal distribution, gender representation, and athlete characteristics. Using Python and the </w:t>
-      </w:r>
-      <w:proofErr w:type="gramStart"/>
-      <w:r>
-        <w:rPr>
-          <w:rFonts w:ascii="Times New Roman" w:hAnsi="Times New Roman" w:cs="Times New Roman"/>
-          <w:sz w:val="24"/>
-          <w:szCs w:val="24"/>
-        </w:rPr>
-        <w:t>pandas</w:t>
-      </w:r>
-      <w:proofErr w:type="gramEnd"/>
-      <w:r>
-        <w:rPr>
-          <w:rFonts w:ascii="Times New Roman" w:hAnsi="Times New Roman" w:cs="Times New Roman"/>
-          <w:sz w:val="24"/>
-          <w:szCs w:val="24"/>
-        </w:rPr>
-        <w:t xml:space="preserve"> library, the dataset was cleaned, explored, and </w:t>
+        <w:t xml:space="preserve">The Olympic Games provide one of the most comprehensive records of international sporting competition. This project analyses historical Olympic athlete data from 1896 to 2016 to identify long-term trends in participation, medal distribution, gender representation, and athlete characteristics. Using Python and the pandas library, the dataset was cleaned, explored, and </w:t>
       </w:r>
       <w:proofErr w:type="spellStart"/>
       <w:r>
@@ -2988,7 +2970,6 @@
           <w:sz w:val="24"/>
           <w:szCs w:val="24"/>
         </w:rPr>
-        <w:lastRenderedPageBreak/>
         <w:t xml:space="preserve">weight </w:t>
       </w:r>
     </w:p>
@@ -3013,6 +2994,7 @@
           <w:sz w:val="24"/>
           <w:szCs w:val="24"/>
         </w:rPr>
+        <w:lastRenderedPageBreak/>
         <w:t xml:space="preserve">team </w:t>
       </w:r>
     </w:p>
@@ -3249,25 +3231,7 @@
           <w:sz w:val="24"/>
           <w:szCs w:val="24"/>
         </w:rPr>
-        <w:t xml:space="preserve">Initial exploration was performed using pandas functions including </w:t>
-      </w:r>
-      <w:proofErr w:type="gramStart"/>
-      <w:r>
-        <w:rPr>
-          <w:rFonts w:ascii="Times New Roman" w:hAnsi="Times New Roman" w:cs="Times New Roman"/>
-          <w:sz w:val="24"/>
-          <w:szCs w:val="24"/>
-        </w:rPr>
-        <w:t>head(</w:t>
-      </w:r>
-      <w:proofErr w:type="gramEnd"/>
-      <w:r>
-        <w:rPr>
-          <w:rFonts w:ascii="Times New Roman" w:hAnsi="Times New Roman" w:cs="Times New Roman"/>
-          <w:sz w:val="24"/>
-          <w:szCs w:val="24"/>
-        </w:rPr>
-        <w:t xml:space="preserve">), info(), describe(), </w:t>
+        <w:t xml:space="preserve">Initial exploration was performed using pandas functions including head(), info(), describe(), </w:t>
       </w:r>
       <w:proofErr w:type="spellStart"/>
       <w:r>
@@ -3618,7 +3582,6 @@
           <w:sz w:val="24"/>
           <w:szCs w:val="24"/>
         </w:rPr>
-        <w:lastRenderedPageBreak/>
         <w:t>The following cleaning steps were completed:</w:t>
       </w:r>
     </w:p>
@@ -3643,6 +3606,7 @@
           <w:sz w:val="24"/>
           <w:szCs w:val="24"/>
         </w:rPr>
+        <w:lastRenderedPageBreak/>
         <w:t>Duplicate records we</w:t>
       </w:r>
       <w:r>
@@ -3819,7 +3783,25 @@
           <w:sz w:val="24"/>
           <w:szCs w:val="24"/>
         </w:rPr>
-        <w:t>The cleaned dataset was exported for use in subsequent analysis.</w:t>
+        <w:t xml:space="preserve">The cleaned </w:t>
+      </w:r>
+      <w:proofErr w:type="spellStart"/>
+      <w:r>
+        <w:rPr>
+          <w:rFonts w:ascii="Times New Roman" w:hAnsi="Times New Roman" w:cs="Times New Roman"/>
+          <w:sz w:val="24"/>
+          <w:szCs w:val="24"/>
+        </w:rPr>
+        <w:t>DataFrame</w:t>
+      </w:r>
+      <w:proofErr w:type="spellEnd"/>
+      <w:r>
+        <w:rPr>
+          <w:rFonts w:ascii="Times New Roman" w:hAnsi="Times New Roman" w:cs="Times New Roman"/>
+          <w:sz w:val="24"/>
+          <w:szCs w:val="24"/>
+        </w:rPr>
+        <w:t xml:space="preserve"> was used for all subsequent analyses.</w:t>
       </w:r>
     </w:p>
     <w:p>
@@ -4006,7 +3988,7 @@
                 <v:stroke joinstyle="miter"/>
                 <v:path gradientshapeok="t" o:connecttype="rect"/>
               </v:shapetype>
-              <v:shape id="Text Box 17" o:spid="_x0000_s1026" type="#_x0000_t202" style="position:absolute;left:0;text-align:left;margin-left:-.1pt;margin-top:460pt;width:451.3pt;height:.05pt;z-index:251674624;visibility:visible;mso-wrap-style:square;mso-wrap-distance-left:9pt;mso-wrap-distance-top:0;mso-wrap-distance-right:9pt;mso-wrap-distance-bottom:0;mso-position-horizontal:absolute;mso-position-horizontal-relative:text;mso-position-vertical:absolute;mso-position-vertical-relative:text;v-text-anchor:top" o:gfxdata="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" stroked="f">
+              <v:shape id="Text Box 17" o:spid="_x0000_s1026" type="#_x0000_t202" style="position:absolute;left:0;text-align:left;margin-left:-.1pt;margin-top:460pt;width:451.3pt;height:.05pt;z-index:251674624;visibility:visible;mso-wrap-style:square;mso-wrap-distance-left:9pt;mso-wrap-distance-top:0;mso-wrap-distance-right:9pt;mso-wrap-distance-bottom:0;mso-position-horizontal:absolute;mso-position-horizontal-relative:text;mso-position-vertical:absolute;mso-position-vertical-relative:text;v-text-anchor:top" o:gfxdata="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" stroked="f">
                 <v:textbox style="mso-fit-shape-to-text:t" inset="0,0,0,0">
                   <w:txbxContent>
                     <w:p>
@@ -4218,7 +4200,7 @@
           </mc:Choice>
           <mc:Fallback>
             <w:pict>
-              <v:shape w14:anchorId="01E49C9C" id="Text Box 16" o:spid="_x0000_s1027" type="#_x0000_t202" style="position:absolute;left:0;text-align:left;margin-left:-.1pt;margin-top:232.05pt;width:451.3pt;height:.05pt;z-index:251672576;visibility:visible;mso-wrap-style:square;mso-wrap-distance-left:9pt;mso-wrap-distance-top:0;mso-wrap-distance-right:9pt;mso-wrap-distance-bottom:0;mso-position-horizontal:absolute;mso-position-horizontal-relative:text;mso-position-vertical:absolute;mso-position-vertical-relative:text;v-text-anchor:top" o:gfxdata="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" stroked="f">
+              <v:shape w14:anchorId="01E49C9C" id="Text Box 16" o:spid="_x0000_s1027" type="#_x0000_t202" style="position:absolute;left:0;text-align:left;margin-left:-.1pt;margin-top:232.05pt;width:451.3pt;height:.05pt;z-index:251672576;visibility:visible;mso-wrap-style:square;mso-wrap-distance-left:9pt;mso-wrap-distance-top:0;mso-wrap-distance-right:9pt;mso-wrap-distance-bottom:0;mso-position-horizontal:absolute;mso-position-horizontal-relative:text;mso-position-vertical:absolute;mso-position-vertical-relative:text;v-text-anchor:top" o:gfxdata="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" stroked="f">
                 <v:textbox style="mso-fit-shape-to-text:t" inset="0,0,0,0">
                   <w:txbxContent>
                     <w:p>
@@ -4541,7 +4523,7 @@
           </mc:Choice>
           <mc:Fallback>
             <w:pict>
-              <v:shape w14:anchorId="44CD69B8" id="Text Box 18" o:spid="_x0000_s1028" type="#_x0000_t202" style="position:absolute;left:0;text-align:left;margin-left:-.1pt;margin-top:270.2pt;width:451.4pt;height:.05pt;z-index:251676672;visibility:visible;mso-wrap-style:square;mso-wrap-distance-left:9pt;mso-wrap-distance-top:0;mso-wrap-distance-right:9pt;mso-wrap-distance-bottom:0;mso-position-horizontal:absolute;mso-position-horizontal-relative:text;mso-position-vertical:absolute;mso-position-vertical-relative:text;v-text-anchor:top" o:gfxdata="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" stroked="f">
+              <v:shape w14:anchorId="44CD69B8" id="Text Box 18" o:spid="_x0000_s1028" type="#_x0000_t202" style="position:absolute;left:0;text-align:left;margin-left:-.1pt;margin-top:270.2pt;width:451.4pt;height:.05pt;z-index:251676672;visibility:visible;mso-wrap-style:square;mso-wrap-distance-left:9pt;mso-wrap-distance-top:0;mso-wrap-distance-right:9pt;mso-wrap-distance-bottom:0;mso-position-horizontal:absolute;mso-position-horizontal-relative:text;mso-position-vertical:absolute;mso-position-vertical-relative:text;v-text-anchor:top" o:gfxdata="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" stroked="f">
                 <v:textbox style="mso-fit-shape-to-text:t" inset="0,0,0,0">
                   <w:txbxContent>
                     <w:p>
@@ -4905,7 +4887,7 @@
           </mc:Choice>
           <mc:Fallback>
             <w:pict>
-              <v:shape w14:anchorId="3C8E6683" id="Text Box 19" o:spid="_x0000_s1029" type="#_x0000_t202" style="position:absolute;left:0;text-align:left;margin-left:-.1pt;margin-top:232pt;width:451.4pt;height:.05pt;z-index:251678720;visibility:visible;mso-wrap-style:square;mso-wrap-distance-left:9pt;mso-wrap-distance-top:0;mso-wrap-distance-right:9pt;mso-wrap-distance-bottom:0;mso-position-horizontal:absolute;mso-position-horizontal-relative:text;mso-position-vertical:absolute;mso-position-vertical-relative:text;v-text-anchor:top" o:gfxdata="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" stroked="f">
+              <v:shape w14:anchorId="3C8E6683" id="Text Box 19" o:spid="_x0000_s1029" type="#_x0000_t202" style="position:absolute;left:0;text-align:left;margin-left:-.1pt;margin-top:232pt;width:451.4pt;height:.05pt;z-index:251678720;visibility:visible;mso-wrap-style:square;mso-wrap-distance-left:9pt;mso-wrap-distance-top:0;mso-wrap-distance-right:9pt;mso-wrap-distance-bottom:0;mso-position-horizontal:absolute;mso-position-horizontal-relative:text;mso-position-vertical:absolute;mso-position-vertical-relative:text;v-text-anchor:top" o:gfxdata="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" stroked="f">
                 <v:textbox style="mso-fit-shape-to-text:t" inset="0,0,0,0">
                   <w:txbxContent>
                     <w:p>
@@ -5230,7 +5212,7 @@
           </mc:Choice>
           <mc:Fallback>
             <w:pict>
-              <v:shape w14:anchorId="3F6FCDB1" id="Text Box 20" o:spid="_x0000_s1030" type="#_x0000_t202" style="position:absolute;left:0;text-align:left;margin-left:-.1pt;margin-top:232.75pt;width:451.4pt;height:.05pt;z-index:251680768;visibility:visible;mso-wrap-style:square;mso-wrap-distance-left:9pt;mso-wrap-distance-top:0;mso-wrap-distance-right:9pt;mso-wrap-distance-bottom:0;mso-position-horizontal:absolute;mso-position-horizontal-relative:text;mso-position-vertical:absolute;mso-position-vertical-relative:text;v-text-anchor:top" o:gfxdata="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" stroked="f">
+              <v:shape w14:anchorId="3F6FCDB1" id="Text Box 20" o:spid="_x0000_s1030" type="#_x0000_t202" style="position:absolute;left:0;text-align:left;margin-left:-.1pt;margin-top:232.75pt;width:451.4pt;height:.05pt;z-index:251680768;visibility:visible;mso-wrap-style:square;mso-wrap-distance-left:9pt;mso-wrap-distance-top:0;mso-wrap-distance-right:9pt;mso-wrap-distance-bottom:0;mso-position-horizontal:absolute;mso-position-horizontal-relative:text;mso-position-vertical:absolute;mso-position-vertical-relative:text;v-text-anchor:top" o:gfxdata="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" stroked="f">
                 <v:textbox style="mso-fit-shape-to-text:t" inset="0,0,0,0">
                   <w:txbxContent>
                     <w:p>
@@ -5573,7 +5555,7 @@
           </mc:Choice>
           <mc:Fallback>
             <w:pict>
-              <v:shape w14:anchorId="4107D878" id="Text Box 21" o:spid="_x0000_s1031" type="#_x0000_t202" style="position:absolute;left:0;text-align:left;margin-left:-.1pt;margin-top:232pt;width:451.4pt;height:.05pt;z-index:251682816;visibility:visible;mso-wrap-style:square;mso-wrap-distance-left:9pt;mso-wrap-distance-top:0;mso-wrap-distance-right:9pt;mso-wrap-distance-bottom:0;mso-position-horizontal:absolute;mso-position-horizontal-relative:text;mso-position-vertical:absolute;mso-position-vertical-relative:text;v-text-anchor:top" o:gfxdata="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" stroked="f">
+              <v:shape w14:anchorId="4107D878" id="Text Box 21" o:spid="_x0000_s1031" type="#_x0000_t202" style="position:absolute;left:0;text-align:left;margin-left:-.1pt;margin-top:232pt;width:451.4pt;height:.05pt;z-index:251682816;visibility:visible;mso-wrap-style:square;mso-wrap-distance-left:9pt;mso-wrap-distance-top:0;mso-wrap-distance-right:9pt;mso-wrap-distance-bottom:0;mso-position-horizontal:absolute;mso-position-horizontal-relative:text;mso-position-vertical:absolute;mso-position-vertical-relative:text;v-text-anchor:top" o:gfxdata="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" stroked="f">
                 <v:textbox style="mso-fit-shape-to-text:t" inset="0,0,0,0">
                   <w:txbxContent>
                     <w:p>
@@ -5817,7 +5799,7 @@
           </mc:Choice>
           <mc:Fallback>
             <w:pict>
-              <v:shape w14:anchorId="13199009" id="Text Box 22" o:spid="_x0000_s1032" type="#_x0000_t202" style="position:absolute;left:0;text-align:left;margin-left:-.1pt;margin-top:226.2pt;width:451.4pt;height:.05pt;z-index:251684864;visibility:visible;mso-wrap-style:square;mso-wrap-distance-left:9pt;mso-wrap-distance-top:0;mso-wrap-distance-right:9pt;mso-wrap-distance-bottom:0;mso-position-horizontal:absolute;mso-position-horizontal-relative:text;mso-position-vertical:absolute;mso-position-vertical-relative:text;v-text-anchor:top" o:gfxdata="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" stroked="f">
+              <v:shape w14:anchorId="13199009" id="Text Box 22" o:spid="_x0000_s1032" type="#_x0000_t202" style="position:absolute;left:0;text-align:left;margin-left:-.1pt;margin-top:226.2pt;width:451.4pt;height:.05pt;z-index:251684864;visibility:visible;mso-wrap-style:square;mso-wrap-distance-left:9pt;mso-wrap-distance-top:0;mso-wrap-distance-right:9pt;mso-wrap-distance-bottom:0;mso-position-horizontal:absolute;mso-position-horizontal-relative:text;mso-position-vertical:absolute;mso-position-vertical-relative:text;v-text-anchor:top" o:gfxdata="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" stroked="f">
                 <v:textbox style="mso-fit-shape-to-text:t" inset="0,0,0,0">
                   <w:txbxContent>
                     <w:p>
@@ -6051,7 +6033,7 @@
           </mc:Choice>
           <mc:Fallback>
             <w:pict>
-              <v:shape w14:anchorId="00FC2669" id="Text Box 23" o:spid="_x0000_s1033" type="#_x0000_t202" style="position:absolute;left:0;text-align:left;margin-left:-.1pt;margin-top:225.5pt;width:451.4pt;height:.05pt;z-index:251686912;visibility:visible;mso-wrap-style:square;mso-wrap-distance-left:9pt;mso-wrap-distance-top:0;mso-wrap-distance-right:9pt;mso-wrap-distance-bottom:0;mso-position-horizontal:absolute;mso-position-horizontal-relative:text;mso-position-vertical:absolute;mso-position-vertical-relative:text;v-text-anchor:top" o:gfxdata="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" stroked="f">
+              <v:shape w14:anchorId="00FC2669" id="Text Box 23" o:spid="_x0000_s1033" type="#_x0000_t202" style="position:absolute;left:0;text-align:left;margin-left:-.1pt;margin-top:225.5pt;width:451.4pt;height:.05pt;z-index:251686912;visibility:visible;mso-wrap-style:square;mso-wrap-distance-left:9pt;mso-wrap-distance-top:0;mso-wrap-distance-right:9pt;mso-wrap-distance-bottom:0;mso-position-horizontal:absolute;mso-position-horizontal-relative:text;mso-position-vertical:absolute;mso-position-vertical-relative:text;v-text-anchor:top" o:gfxdata="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" stroked="f">
                 <v:textbox style="mso-fit-shape-to-text:t" inset="0,0,0,0">
                   <w:txbxContent>
                     <w:p>
@@ -6294,7 +6276,7 @@
           </mc:Choice>
           <mc:Fallback>
             <w:pict>
-              <v:shape w14:anchorId="7D74C694" id="Text Box 24" o:spid="_x0000_s1034" type="#_x0000_t202" style="position:absolute;left:0;text-align:left;margin-left:-.1pt;margin-top:225.5pt;width:451.4pt;height:.05pt;z-index:251688960;visibility:visible;mso-wrap-style:square;mso-wrap-distance-left:9pt;mso-wrap-distance-top:0;mso-wrap-distance-right:9pt;mso-wrap-distance-bottom:0;mso-position-horizontal:absolute;mso-position-horizontal-relative:text;mso-position-vertical:absolute;mso-position-vertical-relative:text;v-text-anchor:top" o:gfxdata="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" stroked="f">
+              <v:shape w14:anchorId="7D74C694" id="Text Box 24" o:spid="_x0000_s1034" type="#_x0000_t202" style="position:absolute;left:0;text-align:left;margin-left:-.1pt;margin-top:225.5pt;width:451.4pt;height:.05pt;z-index:251688960;visibility:visible;mso-wrap-style:square;mso-wrap-distance-left:9pt;mso-wrap-distance-top:0;mso-wrap-distance-right:9pt;mso-wrap-distance-bottom:0;mso-position-horizontal:absolute;mso-position-horizontal-relative:text;mso-position-vertical:absolute;mso-position-vertical-relative:text;v-text-anchor:top" o:gfxdata="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" stroked="f">
                 <v:textbox style="mso-fit-shape-to-text:t" inset="0,0,0,0">
                   <w:txbxContent>
                     <w:p>
@@ -6557,7 +6539,7 @@
           </mc:Choice>
           <mc:Fallback>
             <w:pict>
-              <v:shape w14:anchorId="546BF5BE" id="Text Box 25" o:spid="_x0000_s1035" type="#_x0000_t202" style="position:absolute;left:0;text-align:left;margin-left:-.1pt;margin-top:225.5pt;width:451.4pt;height:.05pt;z-index:251691008;visibility:visible;mso-wrap-style:square;mso-wrap-distance-left:9pt;mso-wrap-distance-top:0;mso-wrap-distance-right:9pt;mso-wrap-distance-bottom:0;mso-position-horizontal:absolute;mso-position-horizontal-relative:text;mso-position-vertical:absolute;mso-position-vertical-relative:text;v-text-anchor:top" o:gfxdata="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" stroked="f">
+              <v:shape w14:anchorId="546BF5BE" id="Text Box 25" o:spid="_x0000_s1035" type="#_x0000_t202" style="position:absolute;left:0;text-align:left;margin-left:-.1pt;margin-top:225.5pt;width:451.4pt;height:.05pt;z-index:251691008;visibility:visible;mso-wrap-style:square;mso-wrap-distance-left:9pt;mso-wrap-distance-top:0;mso-wrap-distance-right:9pt;mso-wrap-distance-bottom:0;mso-position-horizontal:absolute;mso-position-horizontal-relative:text;mso-position-vertical:absolute;mso-position-vertical-relative:text;v-text-anchor:top" o:gfxdata="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" stroked="f">
                 <v:textbox style="mso-fit-shape-to-text:t" inset="0,0,0,0">
                   <w:txbxContent>
                     <w:p>
@@ -7009,7 +6991,7 @@
           </mc:Choice>
           <mc:Fallback>
             <w:pict>
-              <v:shape w14:anchorId="75B68255" id="Text Box 27" o:spid="_x0000_s1036" type="#_x0000_t202" style="position:absolute;left:0;text-align:left;margin-left:-.1pt;margin-top:232pt;width:451.4pt;height:.05pt;z-index:251694080;visibility:visible;mso-wrap-style:square;mso-wrap-distance-left:9pt;mso-wrap-distance-top:0;mso-wrap-distance-right:9pt;mso-wrap-distance-bottom:0;mso-position-horizontal:absolute;mso-position-horizontal-relative:text;mso-position-vertical:absolute;mso-position-vertical-relative:text;v-text-anchor:top" o:gfxdata="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" stroked="f">
+              <v:shape w14:anchorId="75B68255" id="Text Box 27" o:spid="_x0000_s1036" type="#_x0000_t202" style="position:absolute;left:0;text-align:left;margin-left:-.1pt;margin-top:232pt;width:451.4pt;height:.05pt;z-index:251694080;visibility:visible;mso-wrap-style:square;mso-wrap-distance-left:9pt;mso-wrap-distance-top:0;mso-wrap-distance-right:9pt;mso-wrap-distance-bottom:0;mso-position-horizontal:absolute;mso-position-horizontal-relative:text;mso-position-vertical:absolute;mso-position-vertical-relative:text;v-text-anchor:top" o:gfxdata="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" stroked="f">
                 <v:textbox style="mso-fit-shape-to-text:t" inset="0,0,0,0">
                   <w:txbxContent>
                     <w:p>
@@ -7268,7 +7250,7 @@
           </mc:Choice>
           <mc:Fallback>
             <w:pict>
-              <v:shape w14:anchorId="0E475B53" id="Text Box 28" o:spid="_x0000_s1037" type="#_x0000_t202" style="position:absolute;left:0;text-align:left;margin-left:-.1pt;margin-top:229.1pt;width:451.4pt;height:.05pt;z-index:251696128;visibility:visible;mso-wrap-style:square;mso-wrap-distance-left:9pt;mso-wrap-distance-top:0;mso-wrap-distance-right:9pt;mso-wrap-distance-bottom:0;mso-position-horizontal:absolute;mso-position-horizontal-relative:text;mso-position-vertical:absolute;mso-position-vertical-relative:text;v-text-anchor:top" o:gfxdata="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" stroked="f">
+              <v:shape w14:anchorId="0E475B53" id="Text Box 28" o:spid="_x0000_s1037" type="#_x0000_t202" style="position:absolute;left:0;text-align:left;margin-left:-.1pt;margin-top:229.1pt;width:451.4pt;height:.05pt;z-index:251696128;visibility:visible;mso-wrap-style:square;mso-wrap-distance-left:9pt;mso-wrap-distance-top:0;mso-wrap-distance-right:9pt;mso-wrap-distance-bottom:0;mso-position-horizontal:absolute;mso-position-horizontal-relative:text;mso-position-vertical:absolute;mso-position-vertical-relative:text;v-text-anchor:top" o:gfxdata="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" stroked="f">
                 <v:textbox style="mso-fit-shape-to-text:t" inset="0,0,0,0">
                   <w:txbxContent>
                     <w:p>
@@ -7487,7 +7469,7 @@
           </mc:Choice>
           <mc:Fallback>
             <w:pict>
-              <v:shape w14:anchorId="00BFE874" id="Text Box 29" o:spid="_x0000_s1038" type="#_x0000_t202" style="position:absolute;left:0;text-align:left;margin-left:-.1pt;margin-top:226.25pt;width:451.4pt;height:.05pt;z-index:251698176;visibility:visible;mso-wrap-style:square;mso-wrap-distance-left:9pt;mso-wrap-distance-top:0;mso-wrap-distance-right:9pt;mso-wrap-distance-bottom:0;mso-position-horizontal:absolute;mso-position-horizontal-relative:text;mso-position-vertical:absolute;mso-position-vertical-relative:text;v-text-anchor:top" o:gfxdata="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" stroked="f">
+              <v:shape w14:anchorId="00BFE874" id="Text Box 29" o:spid="_x0000_s1038" type="#_x0000_t202" style="position:absolute;left:0;text-align:left;margin-left:-.1pt;margin-top:226.25pt;width:451.4pt;height:.05pt;z-index:251698176;visibility:visible;mso-wrap-style:square;mso-wrap-distance-left:9pt;mso-wrap-distance-top:0;mso-wrap-distance-right:9pt;mso-wrap-distance-bottom:0;mso-position-horizontal:absolute;mso-position-horizontal-relative:text;mso-position-vertical:absolute;mso-position-vertical-relative:text;v-text-anchor:top" o:gfxdata="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" stroked="f">
                 <v:textbox style="mso-fit-shape-to-text:t" inset="0,0,0,0">
                   <w:txbxContent>
                     <w:p>
@@ -8197,8 +8179,6 @@
           <w:szCs w:val="24"/>
         </w:rPr>
       </w:pPr>
-      <w:bookmarkStart w:id="17" w:name="_GoBack"/>
-      <w:bookmarkEnd w:id="17"/>
     </w:p>
     <w:p>
       <w:pPr>
@@ -8214,8 +8194,8 @@
           <w:lang w:val="en-US"/>
         </w:rPr>
       </w:pPr>
-      <w:bookmarkStart w:id="18" w:name="_Toc236231704"/>
-      <w:bookmarkStart w:id="19" w:name="_Toc236235525"/>
+      <w:bookmarkStart w:id="17" w:name="_Toc236231704"/>
+      <w:bookmarkStart w:id="18" w:name="_Toc236235525"/>
       <w:r>
         <w:rPr>
           <w:rFonts w:ascii="Times New Roman" w:hAnsi="Times New Roman" w:cs="Times New Roman"/>
@@ -8227,8 +8207,8 @@
         </w:rPr>
         <w:t>10. Future Work</w:t>
       </w:r>
+      <w:bookmarkEnd w:id="17"/>
       <w:bookmarkEnd w:id="18"/>
-      <w:bookmarkEnd w:id="19"/>
       <w:r>
         <w:rPr>
           <w:rFonts w:ascii="Times New Roman" w:hAnsi="Times New Roman" w:cs="Times New Roman"/>
@@ -8518,11 +8498,11 @@
           <w:lang w:val="en-US"/>
         </w:rPr>
       </w:pPr>
-      <w:bookmarkStart w:id="20" w:name="_Toc236213912"/>
-      <w:bookmarkStart w:id="21" w:name="_Toc236230599"/>
-      <w:bookmarkStart w:id="22" w:name="_Toc236230991"/>
-      <w:bookmarkStart w:id="23" w:name="_Toc236231705"/>
-      <w:bookmarkStart w:id="24" w:name="_Toc236235526"/>
+      <w:bookmarkStart w:id="19" w:name="_Toc236213912"/>
+      <w:bookmarkStart w:id="20" w:name="_Toc236230599"/>
+      <w:bookmarkStart w:id="21" w:name="_Toc236230991"/>
+      <w:bookmarkStart w:id="22" w:name="_Toc236231705"/>
+      <w:bookmarkStart w:id="23" w:name="_Toc236235526"/>
       <w:r>
         <w:rPr>
           <w:rFonts w:ascii="Times New Roman" w:hAnsi="Times New Roman" w:cs="Times New Roman"/>
@@ -8545,11 +8525,11 @@
         </w:rPr>
         <w:t>. References</w:t>
       </w:r>
+      <w:bookmarkEnd w:id="19"/>
       <w:bookmarkEnd w:id="20"/>
       <w:bookmarkEnd w:id="21"/>
       <w:bookmarkEnd w:id="22"/>
       <w:bookmarkEnd w:id="23"/>
-      <w:bookmarkEnd w:id="24"/>
       <w:r>
         <w:rPr>
           <w:rFonts w:ascii="Times New Roman" w:hAnsi="Times New Roman" w:cs="Times New Roman"/>
@@ -8578,7 +8558,6 @@
           <w:lang w:val="en-US"/>
         </w:rPr>
       </w:pPr>
-      <w:proofErr w:type="gramStart"/>
       <w:r>
         <w:rPr>
           <w:rFonts w:ascii="Times New Roman" w:eastAsia="Times New Roman" w:hAnsi="Times New Roman" w:cs="Times New Roman"/>
@@ -8589,7 +8568,6 @@
         <w:t>RGRIFFIN.(</w:t>
       </w:r>
       <w:proofErr w:type="spellStart"/>
-      <w:proofErr w:type="gramEnd"/>
       <w:r>
         <w:rPr>
           <w:rFonts w:ascii="Times New Roman" w:eastAsia="Times New Roman" w:hAnsi="Times New Roman" w:cs="Times New Roman"/>
@@ -8793,7 +8771,7 @@
 </file>
 
 <file path=word/endnotes.xml><?xml version="1.0" encoding="utf-8"?>
-<w:endnotes xmlns:wpc="http://schemas.microsoft.com/office/word/2010/wordprocessingCanvas" xmlns:cx="http://schemas.microsoft.com/office/drawing/2014/chartex" xmlns:mc="http://schemas.openxmlformats.org/markup-compatibility/2006" xmlns:o="urn:schemas-microsoft-com:office:office" xmlns:r="http://schemas.openxmlformats.org/officeDocument/2006/relationships" xmlns:m="http://schemas.openxmlformats.org/officeDocument/2006/math" xmlns:v="urn:schemas-microsoft-com:vml" xmlns:wp14="http://schemas.microsoft.com/office/word/2010/wordprocessingDrawing" xmlns:wp="http://schemas.openxmlformats.org/drawingml/2006/wordprocessingDrawing" xmlns:w10="urn:schemas-microsoft-com:office:word" xmlns:w="http://schemas.openxmlformats.org/wordprocessingml/2006/main" xmlns:w14="http://schemas.microsoft.com/office/word/2010/wordml" xmlns:w15="http://schemas.microsoft.com/office/word/2012/wordml" xmlns:w16se="http://schemas.microsoft.com/office/word/2015/wordml/symex" xmlns:wpg="http://schemas.microsoft.com/office/word/2010/wordprocessingGroup" xmlns:wpi="http://schemas.microsoft.com/office/word/2010/wordprocessingInk" xmlns:wne="http://schemas.microsoft.com/office/word/2006/wordml" xmlns:wps="http://schemas.microsoft.com/office/word/2010/wordprocessingShape" mc:Ignorable="w14 w15 w16se wp14">
+<w:endnotes xmlns:wpc="http://schemas.microsoft.com/office/word/2010/wordprocessingCanvas" xmlns:cx="http://schemas.microsoft.com/office/drawing/2014/chartex" xmlns:cx1="http://schemas.microsoft.com/office/drawing/2015/9/8/chartex" xmlns:cx2="http://schemas.microsoft.com/office/drawing/2015/10/21/chartex" xmlns:cx3="http://schemas.microsoft.com/office/drawing/2016/5/9/chartex" xmlns:cx4="http://schemas.microsoft.com/office/drawing/2016/5/10/chartex" xmlns:cx5="http://schemas.microsoft.com/office/drawing/2016/5/11/chartex" xmlns:cx6="http://schemas.microsoft.com/office/drawing/2016/5/12/chartex" xmlns:cx7="http://schemas.microsoft.com/office/drawing/2016/5/13/chartex" xmlns:cx8="http://schemas.microsoft.com/office/drawing/2016/5/14/chartex" xmlns:mc="http://schemas.openxmlformats.org/markup-compatibility/2006" xmlns:aink="http://schemas.microsoft.com/office/drawing/2016/ink" xmlns:am3d="http://schemas.microsoft.com/office/drawing/2017/model3d" xmlns:o="urn:schemas-microsoft-com:office:office" xmlns:oel="http://schemas.microsoft.com/office/2019/extlst" xmlns:r="http://schemas.openxmlformats.org/officeDocument/2006/relationships" xmlns:m="http://schemas.openxmlformats.org/officeDocument/2006/math" xmlns:v="urn:schemas-microsoft-com:vml" xmlns:wp14="http://schemas.microsoft.com/office/word/2010/wordprocessingDrawing" xmlns:wp="http://schemas.openxmlformats.org/drawingml/2006/wordprocessingDrawing" xmlns:w10="urn:schemas-microsoft-com:office:word" xmlns:w="http://schemas.openxmlformats.org/wordprocessingml/2006/main" xmlns:w14="http://schemas.microsoft.com/office/word/2010/wordml" xmlns:w15="http://schemas.microsoft.com/office/word/2012/wordml" xmlns:w16cex="http://schemas.microsoft.com/office/word/2018/wordml/cex" xmlns:w16cid="http://schemas.microsoft.com/office/word/2016/wordml/cid" xmlns:w16="http://schemas.microsoft.com/office/word/2018/wordml" xmlns:w16du="http://schemas.microsoft.com/office/word/2023/wordml/word16du" xmlns:w16sdtdh="http://schemas.microsoft.com/office/word/2020/wordml/sdtdatahash" xmlns:w16sdtfl="http://schemas.microsoft.com/office/word/2024/wordml/sdtformatlock" xmlns:w16se="http://schemas.microsoft.com/office/word/2015/wordml/symex" xmlns:wpg="http://schemas.microsoft.com/office/word/2010/wordprocessingGroup" xmlns:wpi="http://schemas.microsoft.com/office/word/2010/wordprocessingInk" xmlns:wne="http://schemas.microsoft.com/office/word/2006/wordml" xmlns:wps="http://schemas.microsoft.com/office/word/2010/wordprocessingShape" mc:Ignorable="w14 w15 w16se w16cid w16 w16cex w16sdtdh w16sdtfl w16du wp14">
   <w:endnote w:type="separator" w:id="-1">
     <w:p>
       <w:pPr>
@@ -8818,7 +8796,7 @@
 </file>
 
 <file path=word/footer1.xml><?xml version="1.0" encoding="utf-8"?>
-<w:ftr xmlns:wpc="http://schemas.microsoft.com/office/word/2010/wordprocessingCanvas" xmlns:cx="http://schemas.microsoft.com/office/drawing/2014/chartex" xmlns:mc="http://schemas.openxmlformats.org/markup-compatibility/2006" xmlns:o="urn:schemas-microsoft-com:office:office" xmlns:r="http://schemas.openxmlformats.org/officeDocument/2006/relationships" xmlns:m="http://schemas.openxmlformats.org/officeDocument/2006/math" xmlns:v="urn:schemas-microsoft-com:vml" xmlns:wp14="http://schemas.microsoft.com/office/word/2010/wordprocessingDrawing" xmlns:wp="http://schemas.openxmlformats.org/drawingml/2006/wordprocessingDrawing" xmlns:w10="urn:schemas-microsoft-com:office:word" xmlns:w="http://schemas.openxmlformats.org/wordprocessingml/2006/main" xmlns:w14="http://schemas.microsoft.com/office/word/2010/wordml" xmlns:w15="http://schemas.microsoft.com/office/word/2012/wordml" xmlns:w16se="http://schemas.microsoft.com/office/word/2015/wordml/symex" xmlns:wpg="http://schemas.microsoft.com/office/word/2010/wordprocessingGroup" xmlns:wpi="http://schemas.microsoft.com/office/word/2010/wordprocessingInk" xmlns:wne="http://schemas.microsoft.com/office/word/2006/wordml" xmlns:wps="http://schemas.microsoft.com/office/word/2010/wordprocessingShape" mc:Ignorable="w14 w15 w16se wp14">
+<w:ftr xmlns:wpc="http://schemas.microsoft.com/office/word/2010/wordprocessingCanvas" xmlns:cx="http://schemas.microsoft.com/office/drawing/2014/chartex" xmlns:cx1="http://schemas.microsoft.com/office/drawing/2015/9/8/chartex" xmlns:cx2="http://schemas.microsoft.com/office/drawing/2015/10/21/chartex" xmlns:cx3="http://schemas.microsoft.com/office/drawing/2016/5/9/chartex" xmlns:cx4="http://schemas.microsoft.com/office/drawing/2016/5/10/chartex" xmlns:cx5="http://schemas.microsoft.com/office/drawing/2016/5/11/chartex" xmlns:cx6="http://schemas.microsoft.com/office/drawing/2016/5/12/chartex" xmlns:cx7="http://schemas.microsoft.com/office/drawing/2016/5/13/chartex" xmlns:cx8="http://schemas.microsoft.com/office/drawing/2016/5/14/chartex" xmlns:mc="http://schemas.openxmlformats.org/markup-compatibility/2006" xmlns:aink="http://schemas.microsoft.com/office/drawing/2016/ink" xmlns:am3d="http://schemas.microsoft.com/office/drawing/2017/model3d" xmlns:o="urn:schemas-microsoft-com:office:office" xmlns:oel="http://schemas.microsoft.com/office/2019/extlst" xmlns:r="http://schemas.openxmlformats.org/officeDocument/2006/relationships" xmlns:m="http://schemas.openxmlformats.org/officeDocument/2006/math" xmlns:v="urn:schemas-microsoft-com:vml" xmlns:wp14="http://schemas.microsoft.com/office/word/2010/wordprocessingDrawing" xmlns:wp="http://schemas.openxmlformats.org/drawingml/2006/wordprocessingDrawing" xmlns:w10="urn:schemas-microsoft-com:office:word" xmlns:w="http://schemas.openxmlformats.org/wordprocessingml/2006/main" xmlns:w14="http://schemas.microsoft.com/office/word/2010/wordml" xmlns:w15="http://schemas.microsoft.com/office/word/2012/wordml" xmlns:w16cex="http://schemas.microsoft.com/office/word/2018/wordml/cex" xmlns:w16cid="http://schemas.microsoft.com/office/word/2016/wordml/cid" xmlns:w16="http://schemas.microsoft.com/office/word/2018/wordml" xmlns:w16du="http://schemas.microsoft.com/office/word/2023/wordml/word16du" xmlns:w16sdtdh="http://schemas.microsoft.com/office/word/2020/wordml/sdtdatahash" xmlns:w16sdtfl="http://schemas.microsoft.com/office/word/2024/wordml/sdtformatlock" xmlns:w16se="http://schemas.microsoft.com/office/word/2015/wordml/symex" xmlns:wpg="http://schemas.microsoft.com/office/word/2010/wordprocessingGroup" xmlns:wpi="http://schemas.microsoft.com/office/word/2010/wordprocessingInk" xmlns:wne="http://schemas.microsoft.com/office/word/2006/wordml" xmlns:wps="http://schemas.microsoft.com/office/word/2010/wordprocessingShape" mc:Ignorable="w14 w15 w16se w16cid w16 w16cex w16sdtdh w16sdtfl w16du wp14">
   <w:sdt>
     <w:sdtPr>
       <w:id w:val="-1674020564"/>
@@ -8871,7 +8849,7 @@
 </file>
 
 <file path=word/footer2.xml><?xml version="1.0" encoding="utf-8"?>
-<w:ftr xmlns:wpc="http://schemas.microsoft.com/office/word/2010/wordprocessingCanvas" xmlns:cx="http://schemas.microsoft.com/office/drawing/2014/chartex" xmlns:mc="http://schemas.openxmlformats.org/markup-compatibility/2006" xmlns:o="urn:schemas-microsoft-com:office:office" xmlns:r="http://schemas.openxmlformats.org/officeDocument/2006/relationships" xmlns:m="http://schemas.openxmlformats.org/officeDocument/2006/math" xmlns:v="urn:schemas-microsoft-com:vml" xmlns:wp14="http://schemas.microsoft.com/office/word/2010/wordprocessingDrawing" xmlns:wp="http://schemas.openxmlformats.org/drawingml/2006/wordprocessingDrawing" xmlns:w10="urn:schemas-microsoft-com:office:word" xmlns:w="http://schemas.openxmlformats.org/wordprocessingml/2006/main" xmlns:w14="http://schemas.microsoft.com/office/word/2010/wordml" xmlns:w15="http://schemas.microsoft.com/office/word/2012/wordml" xmlns:w16se="http://schemas.microsoft.com/office/word/2015/wordml/symex" xmlns:wpg="http://schemas.microsoft.com/office/word/2010/wordprocessingGroup" xmlns:wpi="http://schemas.microsoft.com/office/word/2010/wordprocessingInk" xmlns:wne="http://schemas.microsoft.com/office/word/2006/wordml" xmlns:wps="http://schemas.microsoft.com/office/word/2010/wordprocessingShape" mc:Ignorable="w14 w15 w16se wp14">
+<w:ftr xmlns:wpc="http://schemas.microsoft.com/office/word/2010/wordprocessingCanvas" xmlns:cx="http://schemas.microsoft.com/office/drawing/2014/chartex" xmlns:cx1="http://schemas.microsoft.com/office/drawing/2015/9/8/chartex" xmlns:cx2="http://schemas.microsoft.com/office/drawing/2015/10/21/chartex" xmlns:cx3="http://schemas.microsoft.com/office/drawing/2016/5/9/chartex" xmlns:cx4="http://schemas.microsoft.com/office/drawing/2016/5/10/chartex" xmlns:cx5="http://schemas.microsoft.com/office/drawing/2016/5/11/chartex" xmlns:cx6="http://schemas.microsoft.com/office/drawing/2016/5/12/chartex" xmlns:cx7="http://schemas.microsoft.com/office/drawing/2016/5/13/chartex" xmlns:cx8="http://schemas.microsoft.com/office/drawing/2016/5/14/chartex" xmlns:mc="http://schemas.openxmlformats.org/markup-compatibility/2006" xmlns:aink="http://schemas.microsoft.com/office/drawing/2016/ink" xmlns:am3d="http://schemas.microsoft.com/office/drawing/2017/model3d" xmlns:o="urn:schemas-microsoft-com:office:office" xmlns:oel="http://schemas.microsoft.com/office/2019/extlst" xmlns:r="http://schemas.openxmlformats.org/officeDocument/2006/relationships" xmlns:m="http://schemas.openxmlformats.org/officeDocument/2006/math" xmlns:v="urn:schemas-microsoft-com:vml" xmlns:wp14="http://schemas.microsoft.com/office/word/2010/wordprocessingDrawing" xmlns:wp="http://schemas.openxmlformats.org/drawingml/2006/wordprocessingDrawing" xmlns:w10="urn:schemas-microsoft-com:office:word" xmlns:w="http://schemas.openxmlformats.org/wordprocessingml/2006/main" xmlns:w14="http://schemas.microsoft.com/office/word/2010/wordml" xmlns:w15="http://schemas.microsoft.com/office/word/2012/wordml" xmlns:w16cex="http://schemas.microsoft.com/office/word/2018/wordml/cex" xmlns:w16cid="http://schemas.microsoft.com/office/word/2016/wordml/cid" xmlns:w16="http://schemas.microsoft.com/office/word/2018/wordml" xmlns:w16du="http://schemas.microsoft.com/office/word/2023/wordml/word16du" xmlns:w16sdtdh="http://schemas.microsoft.com/office/word/2020/wordml/sdtdatahash" xmlns:w16sdtfl="http://schemas.microsoft.com/office/word/2024/wordml/sdtformatlock" xmlns:w16se="http://schemas.microsoft.com/office/word/2015/wordml/symex" xmlns:wpg="http://schemas.microsoft.com/office/word/2010/wordprocessingGroup" xmlns:wpi="http://schemas.microsoft.com/office/word/2010/wordprocessingInk" xmlns:wne="http://schemas.microsoft.com/office/word/2006/wordml" xmlns:wps="http://schemas.microsoft.com/office/word/2010/wordprocessingShape" mc:Ignorable="w14 w15 w16se w16cid w16 w16cex w16sdtdh w16sdtfl w16du wp14">
   <w:p>
     <w:pPr>
       <w:pStyle w:val="Footer"/>
@@ -8886,7 +8864,7 @@
 </file>
 
 <file path=word/footnotes.xml><?xml version="1.0" encoding="utf-8"?>
-<w:footnotes xmlns:wpc="http://schemas.microsoft.com/office/word/2010/wordprocessingCanvas" xmlns:cx="http://schemas.microsoft.com/office/drawing/2014/chartex" xmlns:mc="http://schemas.openxmlformats.org/markup-compatibility/2006" xmlns:o="urn:schemas-microsoft-com:office:office" xmlns:r="http://schemas.openxmlformats.org/officeDocument/2006/relationships" xmlns:m="http://schemas.openxmlformats.org/officeDocument/2006/math" xmlns:v="urn:schemas-microsoft-com:vml" xmlns:wp14="http://schemas.microsoft.com/office/word/2010/wordprocessingDrawing" xmlns:wp="http://schemas.openxmlformats.org/drawingml/2006/wordprocessingDrawing" xmlns:w10="urn:schemas-microsoft-com:office:word" xmlns:w="http://schemas.openxmlformats.org/wordprocessingml/2006/main" xmlns:w14="http://schemas.microsoft.com/office/word/2010/wordml" xmlns:w15="http://schemas.microsoft.com/office/word/2012/wordml" xmlns:w16se="http://schemas.microsoft.com/office/word/2015/wordml/symex" xmlns:wpg="http://schemas.microsoft.com/office/word/2010/wordprocessingGroup" xmlns:wpi="http://schemas.microsoft.com/office/word/2010/wordprocessingInk" xmlns:wne="http://schemas.microsoft.com/office/word/2006/wordml" xmlns:wps="http://schemas.microsoft.com/office/word/2010/wordprocessingShape" mc:Ignorable="w14 w15 w16se wp14">
+<w:footnotes xmlns:wpc="http://schemas.microsoft.com/office/word/2010/wordprocessingCanvas" xmlns:cx="http://schemas.microsoft.com/office/drawing/2014/chartex" xmlns:cx1="http://schemas.microsoft.com/office/drawing/2015/9/8/chartex" xmlns:cx2="http://schemas.microsoft.com/office/drawing/2015/10/21/chartex" xmlns:cx3="http://schemas.microsoft.com/office/drawing/2016/5/9/chartex" xmlns:cx4="http://schemas.microsoft.com/office/drawing/2016/5/10/chartex" xmlns:cx5="http://schemas.microsoft.com/office/drawing/2016/5/11/chartex" xmlns:cx6="http://schemas.microsoft.com/office/drawing/2016/5/12/chartex" xmlns:cx7="http://schemas.microsoft.com/office/drawing/2016/5/13/chartex" xmlns:cx8="http://schemas.microsoft.com/office/drawing/2016/5/14/chartex" xmlns:mc="http://schemas.openxmlformats.org/markup-compatibility/2006" xmlns:aink="http://schemas.microsoft.com/office/drawing/2016/ink" xmlns:am3d="http://schemas.microsoft.com/office/drawing/2017/model3d" xmlns:o="urn:schemas-microsoft-com:office:office" xmlns:oel="http://schemas.microsoft.com/office/2019/extlst" xmlns:r="http://schemas.openxmlformats.org/officeDocument/2006/relationships" xmlns:m="http://schemas.openxmlformats.org/officeDocument/2006/math" xmlns:v="urn:schemas-microsoft-com:vml" xmlns:wp14="http://schemas.microsoft.com/office/word/2010/wordprocessingDrawing" xmlns:wp="http://schemas.openxmlformats.org/drawingml/2006/wordprocessingDrawing" xmlns:w10="urn:schemas-microsoft-com:office:word" xmlns:w="http://schemas.openxmlformats.org/wordprocessingml/2006/main" xmlns:w14="http://schemas.microsoft.com/office/word/2010/wordml" xmlns:w15="http://schemas.microsoft.com/office/word/2012/wordml" xmlns:w16cex="http://schemas.microsoft.com/office/word/2018/wordml/cex" xmlns:w16cid="http://schemas.microsoft.com/office/word/2016/wordml/cid" xmlns:w16="http://schemas.microsoft.com/office/word/2018/wordml" xmlns:w16du="http://schemas.microsoft.com/office/word/2023/wordml/word16du" xmlns:w16sdtdh="http://schemas.microsoft.com/office/word/2020/wordml/sdtdatahash" xmlns:w16sdtfl="http://schemas.microsoft.com/office/word/2024/wordml/sdtformatlock" xmlns:w16se="http://schemas.microsoft.com/office/word/2015/wordml/symex" xmlns:wpg="http://schemas.microsoft.com/office/word/2010/wordprocessingGroup" xmlns:wpi="http://schemas.microsoft.com/office/word/2010/wordprocessingInk" xmlns:wne="http://schemas.microsoft.com/office/word/2006/wordml" xmlns:wps="http://schemas.microsoft.com/office/word/2010/wordprocessingShape" mc:Ignorable="w14 w15 w16se w16cid w16 w16cex w16sdtdh w16sdtfl w16du wp14">
   <w:footnote w:type="separator" w:id="-1">
     <w:p>
       <w:pPr>
@@ -8911,7 +8889,7 @@
 </file>
 
 <file path=word/header1.xml><?xml version="1.0" encoding="utf-8"?>
-<w:hdr xmlns:wpc="http://schemas.microsoft.com/office/word/2010/wordprocessingCanvas" xmlns:cx="http://schemas.microsoft.com/office/drawing/2014/chartex" xmlns:mc="http://schemas.openxmlformats.org/markup-compatibility/2006" xmlns:o="urn:schemas-microsoft-com:office:office" xmlns:r="http://schemas.openxmlformats.org/officeDocument/2006/relationships" xmlns:m="http://schemas.openxmlformats.org/officeDocument/2006/math" xmlns:v="urn:schemas-microsoft-com:vml" xmlns:wp14="http://schemas.microsoft.com/office/word/2010/wordprocessingDrawing" xmlns:wp="http://schemas.openxmlformats.org/drawingml/2006/wordprocessingDrawing" xmlns:w10="urn:schemas-microsoft-com:office:word" xmlns:w="http://schemas.openxmlformats.org/wordprocessingml/2006/main" xmlns:w14="http://schemas.microsoft.com/office/word/2010/wordml" xmlns:w15="http://schemas.microsoft.com/office/word/2012/wordml" xmlns:w16se="http://schemas.microsoft.com/office/word/2015/wordml/symex" xmlns:wpg="http://schemas.microsoft.com/office/word/2010/wordprocessingGroup" xmlns:wpi="http://schemas.microsoft.com/office/word/2010/wordprocessingInk" xmlns:wne="http://schemas.microsoft.com/office/word/2006/wordml" xmlns:wps="http://schemas.microsoft.com/office/word/2010/wordprocessingShape" mc:Ignorable="w14 w15 w16se wp14">
+<w:hdr xmlns:wpc="http://schemas.microsoft.com/office/word/2010/wordprocessingCanvas" xmlns:cx="http://schemas.microsoft.com/office/drawing/2014/chartex" xmlns:cx1="http://schemas.microsoft.com/office/drawing/2015/9/8/chartex" xmlns:cx2="http://schemas.microsoft.com/office/drawing/2015/10/21/chartex" xmlns:cx3="http://schemas.microsoft.com/office/drawing/2016/5/9/chartex" xmlns:cx4="http://schemas.microsoft.com/office/drawing/2016/5/10/chartex" xmlns:cx5="http://schemas.microsoft.com/office/drawing/2016/5/11/chartex" xmlns:cx6="http://schemas.microsoft.com/office/drawing/2016/5/12/chartex" xmlns:cx7="http://schemas.microsoft.com/office/drawing/2016/5/13/chartex" xmlns:cx8="http://schemas.microsoft.com/office/drawing/2016/5/14/chartex" xmlns:mc="http://schemas.openxmlformats.org/markup-compatibility/2006" xmlns:aink="http://schemas.microsoft.com/office/drawing/2016/ink" xmlns:am3d="http://schemas.microsoft.com/office/drawing/2017/model3d" xmlns:o="urn:schemas-microsoft-com:office:office" xmlns:oel="http://schemas.microsoft.com/office/2019/extlst" xmlns:r="http://schemas.openxmlformats.org/officeDocument/2006/relationships" xmlns:m="http://schemas.openxmlformats.org/officeDocument/2006/math" xmlns:v="urn:schemas-microsoft-com:vml" xmlns:wp14="http://schemas.microsoft.com/office/word/2010/wordprocessingDrawing" xmlns:wp="http://schemas.openxmlformats.org/drawingml/2006/wordprocessingDrawing" xmlns:w10="urn:schemas-microsoft-com:office:word" xmlns:w="http://schemas.openxmlformats.org/wordprocessingml/2006/main" xmlns:w14="http://schemas.microsoft.com/office/word/2010/wordml" xmlns:w15="http://schemas.microsoft.com/office/word/2012/wordml" xmlns:w16cex="http://schemas.microsoft.com/office/word/2018/wordml/cex" xmlns:w16cid="http://schemas.microsoft.com/office/word/2016/wordml/cid" xmlns:w16="http://schemas.microsoft.com/office/word/2018/wordml" xmlns:w16du="http://schemas.microsoft.com/office/word/2023/wordml/word16du" xmlns:w16sdtdh="http://schemas.microsoft.com/office/word/2020/wordml/sdtdatahash" xmlns:w16sdtfl="http://schemas.microsoft.com/office/word/2024/wordml/sdtformatlock" xmlns:w16se="http://schemas.microsoft.com/office/word/2015/wordml/symex" xmlns:wpg="http://schemas.microsoft.com/office/word/2010/wordprocessingGroup" xmlns:wpi="http://schemas.microsoft.com/office/word/2010/wordprocessingInk" xmlns:wne="http://schemas.microsoft.com/office/word/2006/wordml" xmlns:wps="http://schemas.microsoft.com/office/word/2010/wordprocessingShape" mc:Ignorable="w14 w15 w16se w16cid w16 w16cex w16sdtdh w16sdtfl w16du wp14">
   <w:p>
     <w:pPr>
       <w:pStyle w:val="Header"/>
@@ -8968,7 +8946,7 @@
 </file>
 
 <file path=word/numbering.xml><?xml version="1.0" encoding="utf-8"?>
-<w:numbering xmlns:wpc="http://schemas.microsoft.com/office/word/2010/wordprocessingCanvas" xmlns:cx="http://schemas.microsoft.com/office/drawing/2014/chartex" xmlns:mc="http://schemas.openxmlformats.org/markup-compatibility/2006" xmlns:o="urn:schemas-microsoft-com:office:office" xmlns:r="http://schemas.openxmlformats.org/officeDocument/2006/relationships" xmlns:m="http://schemas.openxmlformats.org/officeDocument/2006/math" xmlns:v="urn:schemas-microsoft-com:vml" xmlns:wp14="http://schemas.microsoft.com/office/word/2010/wordprocessingDrawing" xmlns:wp="http://schemas.openxmlformats.org/drawingml/2006/wordprocessingDrawing" xmlns:w10="urn:schemas-microsoft-com:office:word" xmlns:w="http://schemas.openxmlformats.org/wordprocessingml/2006/main" xmlns:w14="http://schemas.microsoft.com/office/word/2010/wordml" xmlns:w15="http://schemas.microsoft.com/office/word/2012/wordml" xmlns:w16se="http://schemas.microsoft.com/office/word/2015/wordml/symex" xmlns:wpg="http://schemas.microsoft.com/office/word/2010/wordprocessingGroup" xmlns:wpi="http://schemas.microsoft.com/office/word/2010/wordprocessingInk" xmlns:wne="http://schemas.microsoft.com/office/word/2006/wordml" xmlns:wps="http://schemas.microsoft.com/office/word/2010/wordprocessingShape" mc:Ignorable="w14 w15 w16se wp14">
+<w:numbering xmlns:wpc="http://schemas.microsoft.com/office/word/2010/wordprocessingCanvas" xmlns:cx="http://schemas.microsoft.com/office/drawing/2014/chartex" xmlns:cx1="http://schemas.microsoft.com/office/drawing/2015/9/8/chartex" xmlns:cx2="http://schemas.microsoft.com/office/drawing/2015/10/21/chartex" xmlns:cx3="http://schemas.microsoft.com/office/drawing/2016/5/9/chartex" xmlns:cx4="http://schemas.microsoft.com/office/drawing/2016/5/10/chartex" xmlns:cx5="http://schemas.microsoft.com/office/drawing/2016/5/11/chartex" xmlns:cx6="http://schemas.microsoft.com/office/drawing/2016/5/12/chartex" xmlns:cx7="http://schemas.microsoft.com/office/drawing/2016/5/13/chartex" xmlns:cx8="http://schemas.microsoft.com/office/drawing/2016/5/14/chartex" xmlns:mc="http://schemas.openxmlformats.org/markup-compatibility/2006" xmlns:aink="http://schemas.microsoft.com/office/drawing/2016/ink" xmlns:am3d="http://schemas.microsoft.com/office/drawing/2017/model3d" xmlns:o="urn:schemas-microsoft-com:office:office" xmlns:oel="http://schemas.microsoft.com/office/2019/extlst" xmlns:r="http://schemas.openxmlformats.org/officeDocument/2006/relationships" xmlns:m="http://schemas.openxmlformats.org/officeDocument/2006/math" xmlns:v="urn:schemas-microsoft-com:vml" xmlns:wp14="http://schemas.microsoft.com/office/word/2010/wordprocessingDrawing" xmlns:wp="http://schemas.openxmlformats.org/drawingml/2006/wordprocessingDrawing" xmlns:w10="urn:schemas-microsoft-com:office:word" xmlns:w="http://schemas.openxmlformats.org/wordprocessingml/2006/main" xmlns:w14="http://schemas.microsoft.com/office/word/2010/wordml" xmlns:w15="http://schemas.microsoft.com/office/word/2012/wordml" xmlns:w16cex="http://schemas.microsoft.com/office/word/2018/wordml/cex" xmlns:w16cid="http://schemas.microsoft.com/office/word/2016/wordml/cid" xmlns:w16="http://schemas.microsoft.com/office/word/2018/wordml" xmlns:w16du="http://schemas.microsoft.com/office/word/2023/wordml/word16du" xmlns:w16sdtdh="http://schemas.microsoft.com/office/word/2020/wordml/sdtdatahash" xmlns:w16sdtfl="http://schemas.microsoft.com/office/word/2024/wordml/sdtformatlock" xmlns:w16se="http://schemas.microsoft.com/office/word/2015/wordml/symex" xmlns:wpg="http://schemas.microsoft.com/office/word/2010/wordprocessingGroup" xmlns:wpi="http://schemas.microsoft.com/office/word/2010/wordprocessingInk" xmlns:wne="http://schemas.microsoft.com/office/word/2006/wordml" xmlns:wps="http://schemas.microsoft.com/office/word/2010/wordprocessingShape" mc:Ignorable="w14 w15 w16se w16cid w16 w16cex w16sdtdh w16sdtfl w16du wp14">
   <w:abstractNum w:abstractNumId="0" w15:restartNumberingAfterBreak="0">
     <w:nsid w:val="0DFE76CE"/>
     <w:multiLevelType w:val="hybridMultilevel"/>
@@ -9760,32 +9738,32 @@
       </w:rPr>
     </w:lvl>
   </w:abstractNum>
-  <w:num w:numId="1">
+  <w:num w:numId="1" w16cid:durableId="220143653">
     <w:abstractNumId w:val="4"/>
   </w:num>
-  <w:num w:numId="2">
+  <w:num w:numId="2" w16cid:durableId="1303924887">
     <w:abstractNumId w:val="0"/>
   </w:num>
-  <w:num w:numId="3">
+  <w:num w:numId="3" w16cid:durableId="425811827">
     <w:abstractNumId w:val="6"/>
   </w:num>
-  <w:num w:numId="4">
+  <w:num w:numId="4" w16cid:durableId="776605578">
     <w:abstractNumId w:val="2"/>
   </w:num>
-  <w:num w:numId="5">
+  <w:num w:numId="5" w16cid:durableId="1739553746">
     <w:abstractNumId w:val="3"/>
   </w:num>
-  <w:num w:numId="6">
+  <w:num w:numId="6" w16cid:durableId="1462192611">
     <w:abstractNumId w:val="5"/>
   </w:num>
-  <w:num w:numId="7">
+  <w:num w:numId="7" w16cid:durableId="1658267264">
     <w:abstractNumId w:val="1"/>
   </w:num>
 </w:numbering>
 </file>
 
 <file path=word/styles.xml><?xml version="1.0" encoding="utf-8"?>
-<w:styles xmlns:mc="http://schemas.openxmlformats.org/markup-compatibility/2006" xmlns:r="http://schemas.openxmlformats.org/officeDocument/2006/relationships" xmlns:w="http://schemas.openxmlformats.org/wordprocessingml/2006/main" xmlns:w14="http://schemas.microsoft.com/office/word/2010/wordml" xmlns:w15="http://schemas.microsoft.com/office/word/2012/wordml" xmlns:w16se="http://schemas.microsoft.com/office/word/2015/wordml/symex" mc:Ignorable="w14 w15 w16se">
+<w:styles xmlns:mc="http://schemas.openxmlformats.org/markup-compatibility/2006" xmlns:r="http://schemas.openxmlformats.org/officeDocument/2006/relationships" xmlns:w="http://schemas.openxmlformats.org/wordprocessingml/2006/main" xmlns:w14="http://schemas.microsoft.com/office/word/2010/wordml" xmlns:w15="http://schemas.microsoft.com/office/word/2012/wordml" xmlns:w16cex="http://schemas.microsoft.com/office/word/2018/wordml/cex" xmlns:w16cid="http://schemas.microsoft.com/office/word/2016/wordml/cid" xmlns:w16="http://schemas.microsoft.com/office/word/2018/wordml" xmlns:w16du="http://schemas.microsoft.com/office/word/2023/wordml/word16du" xmlns:w16sdtdh="http://schemas.microsoft.com/office/word/2020/wordml/sdtdatahash" xmlns:w16sdtfl="http://schemas.microsoft.com/office/word/2024/wordml/sdtformatlock" xmlns:w16se="http://schemas.microsoft.com/office/word/2015/wordml/symex" mc:Ignorable="w14 w15 w16se w16cid w16 w16cex w16sdtdh w16sdtfl w16du">
   <w:docDefaults>
     <w:rPrDefault>
       <w:rPr>
@@ -9801,7 +9779,7 @@
       </w:pPr>
     </w:pPrDefault>
   </w:docDefaults>
-  <w:latentStyles w:defLockedState="0" w:defUIPriority="99" w:defSemiHidden="0" w:defUnhideWhenUsed="0" w:defQFormat="0" w:count="371">
+  <w:latentStyles w:defLockedState="0" w:defUIPriority="99" w:defSemiHidden="0" w:defUnhideWhenUsed="0" w:defQFormat="0" w:count="376">
     <w:lsdException w:name="Normal" w:uiPriority="0" w:qFormat="1"/>
     <w:lsdException w:name="heading 1" w:uiPriority="0" w:qFormat="1"/>
     <w:lsdException w:name="heading 2" w:semiHidden="1" w:uiPriority="0" w:unhideWhenUsed="1" w:qFormat="1"/>
@@ -10173,6 +10151,11 @@
     <w:lsdException w:name="List Table 5 Dark Accent 6" w:uiPriority="50"/>
     <w:lsdException w:name="List Table 6 Colorful Accent 6" w:uiPriority="51"/>
     <w:lsdException w:name="List Table 7 Colorful Accent 6" w:uiPriority="52"/>
+    <w:lsdException w:name="Mention" w:semiHidden="1" w:unhideWhenUsed="1"/>
+    <w:lsdException w:name="Smart Hyperlink" w:semiHidden="1" w:unhideWhenUsed="1"/>
+    <w:lsdException w:name="Hashtag" w:semiHidden="1" w:unhideWhenUsed="1"/>
+    <w:lsdException w:name="Unresolved Mention" w:semiHidden="1" w:unhideWhenUsed="1"/>
+    <w:lsdException w:name="Smart Link" w:semiHidden="1" w:unhideWhenUsed="1"/>
   </w:latentStyles>
   <w:style w:type="paragraph" w:default="1" w:styleId="Normal">
     <w:name w:val="Normal"/>
@@ -10822,6 +10805,7 @@
 <ds:datastoreItem xmlns:ds="http://schemas.openxmlformats.org/officeDocument/2006/customXml" ds:itemID="{D3A0F18C-774C-4A3D-9F4F-F0A599AF37BC}">
   <ds:schemaRefs>
     <ds:schemaRef ds:uri="http://schemas.openxmlformats.org/officeDocument/2006/bibliography"/>
+    <ds:schemaRef ds:uri="http://www.w3.org/2000/xmlns/"/>
   </ds:schemaRefs>
 </ds:datastoreItem>
 </file>